--- a/docs/CELR_Video_Guide_Script.docx
+++ b/docs/CELR_Video_Guide_Script.docx
@@ -847,7 +847,7 @@
         <w:pStyle w:val="ListNumber"/>
       </w:pPr>
       <w:r>
-        <w:t>PRODUCT: image, name, barcode. A blue 'Multiple distributors' tag means the same barcode is carried by several wholesalers; the rarer red 'duplicate' tag means one distributor reused a barcode for different products. A green 'In combo' tag means it is in a bundle (click it to open the bundle in a popup).</w:t>
+        <w:t>PRODUCT: image, name, barcode. A blue 'Multiple distributors' tag means the same product is carried by several wholesalers; for wine, a 'Vintage' tag shows the year (one barcode can cover several vintages, each priced separately). A green 'In combo' tag means it is in a bundle (click it to open the bundle in a popup).</w:t>
       </w:r>
     </w:p>
     <w:p>
@@ -888,7 +888,7 @@
         <w:rPr>
           <w:i/>
         </w:rPr>
-        <w:t>“Each row reads left to right. First the product - its image, name, and barcode. A blue Multiple distributors tag means the same product is carried by more than one wholesaler, so you can compare and buy from whoever is cheaper; a green In combo tag means it is part of a bundle you can open in a popup. Then the list Case and Bottle price, how many tiers it has, the best saving, and - the number that really matters - the Effective price, what you pay after the best discount and rebate. ROI and GP percent show your return and margin.”</w:t>
+        <w:t>“Each row reads left to right. First the product - its image, name, and barcode. A blue Multiple distributors tag means the same product is carried by more than one wholesaler, so you can compare and buy from whoever is cheaper; for wine a Vintage tag shows the year, since one barcode can cover several vintages and each is priced separately; a green In combo tag means it is part of a bundle you can open in a popup. Then the list Case and Bottle price, how many tiers it has, the best saving, and - the number that really matters - the Effective price, what you pay after the best discount and rebate. ROI and GP percent show your return and margin.”</w:t>
       </w:r>
     </w:p>
     <w:p>
